--- a/doc/Note di CoPilot.docx
+++ b/doc/Note di CoPilot.docx
@@ -152,15 +152,7 @@
       </w:r>
     </w:p>
     <w:p>
-      <w:pPr>
-        <w:rPr>
-          <w:lang w:val="en-GB"/>
-        </w:rPr>
-      </w:pPr>
-      <w:r>
-        <w:rPr>
-          <w:lang w:val="en-GB"/>
-        </w:rPr>
+      <w:r>
         <w:t>}</w:t>
       </w:r>
     </w:p>
@@ -304,160 +296,812 @@
         <w:t>Lo aggiungeremo dopo, ma la struttura è già pronta.</w:t>
       </w:r>
     </w:p>
-    <w:p>
-      <w:pPr>
-        <w:rPr>
+    <w:p/>
+    <w:p/>
+    <w:p>
+      <w:pPr>
+        <w:rPr>
+          <w:b/>
+          <w:bCs/>
+        </w:rPr>
+      </w:pPr>
+      <w:r>
+        <w:rPr>
+          <w:rFonts w:ascii="Segoe UI Emoji" w:hAnsi="Segoe UI Emoji" w:cs="Segoe UI Emoji"/>
+          <w:b/>
+          <w:bCs/>
+        </w:rPr>
+        <w:t>🎯</w:t>
+      </w:r>
+      <w:r>
+        <w:rPr>
+          <w:b/>
+          <w:bCs/>
+        </w:rPr>
+        <w:t xml:space="preserve"> Prossimo passo</w:t>
+      </w:r>
+    </w:p>
+    <w:p>
+      <w:r>
+        <w:t>Ora che abbiamo la struttura del modulo, possiamo scegliere il passo successivo:</w:t>
+      </w:r>
+    </w:p>
+    <w:p>
+      <w:pPr>
+        <w:rPr>
+          <w:b/>
+          <w:bCs/>
+        </w:rPr>
+      </w:pPr>
+      <w:r>
+        <w:rPr>
+          <w:b/>
+          <w:bCs/>
+        </w:rPr>
+        <w:t xml:space="preserve">1) Vuoi che implementiamo </w:t>
+      </w:r>
+      <w:proofErr w:type="spellStart"/>
+      <w:r>
+        <w:rPr>
+          <w:b/>
+          <w:bCs/>
+        </w:rPr>
+        <w:t>CameraThread.kt</w:t>
+      </w:r>
+      <w:proofErr w:type="spellEnd"/>
+      <w:r>
+        <w:rPr>
+          <w:b/>
+          <w:bCs/>
+        </w:rPr>
+        <w:t>?</w:t>
+      </w:r>
+    </w:p>
+    <w:p>
+      <w:pPr>
+        <w:rPr>
+          <w:b/>
+          <w:bCs/>
+        </w:rPr>
+      </w:pPr>
+      <w:r>
+        <w:rPr>
+          <w:b/>
+          <w:bCs/>
+        </w:rPr>
+        <w:t xml:space="preserve">2) Oppure preferisci iniziare dal </w:t>
+      </w:r>
+      <w:proofErr w:type="spellStart"/>
+      <w:r>
+        <w:rPr>
+          <w:b/>
+          <w:bCs/>
+        </w:rPr>
+        <w:t>FrameCallback</w:t>
+      </w:r>
+      <w:proofErr w:type="spellEnd"/>
+      <w:r>
+        <w:rPr>
+          <w:b/>
+          <w:bCs/>
+        </w:rPr>
+        <w:t xml:space="preserve"> e dal primo analizzatore (istogramma)?</w:t>
+      </w:r>
+    </w:p>
+    <w:p>
+      <w:pPr>
+        <w:rPr>
+          <w:b/>
+          <w:bCs/>
+        </w:rPr>
+      </w:pPr>
+      <w:r>
+        <w:rPr>
+          <w:b/>
+          <w:bCs/>
+        </w:rPr>
+        <w:t>3) Oppure passiamo subito al SER Writer per salvare i frame?</w:t>
+      </w:r>
+    </w:p>
+    <w:p>
+      <w:r>
+        <w:t>Dimmi tu quale blocco vuoi costruire adesso.</w:t>
+      </w:r>
+    </w:p>
+    <w:p/>
+    <w:p/>
+    <w:p>
+      <w:r>
+        <w:lastRenderedPageBreak/>
+        <w:t xml:space="preserve">Perfetto Antonio, prima che tu vada </w:t>
+      </w:r>
+      <w:r>
+        <w:rPr>
+          <w:b/>
+          <w:bCs/>
+        </w:rPr>
+        <w:t>memorizzo esattamente il punto in cui siamo arrivati</w:t>
+      </w:r>
+      <w:r>
+        <w:t>, così quando torni riprendiamo senza perdere un singolo dettaglio.</w:t>
+      </w:r>
+    </w:p>
+    <w:p>
+      <w:pPr>
+        <w:rPr>
+          <w:b/>
+          <w:bCs/>
+        </w:rPr>
+      </w:pPr>
+      <w:r>
+        <w:rPr>
+          <w:rFonts w:ascii="Segoe UI Emoji" w:hAnsi="Segoe UI Emoji" w:cs="Segoe UI Emoji"/>
+          <w:b/>
+          <w:bCs/>
+        </w:rPr>
+        <w:t>📌</w:t>
+      </w:r>
+      <w:r>
+        <w:rPr>
+          <w:b/>
+          <w:bCs/>
+        </w:rPr>
+        <w:t xml:space="preserve"> Cosa abbiamo fatto finora (stato del progetto </w:t>
+      </w:r>
+      <w:proofErr w:type="spellStart"/>
+      <w:r>
+        <w:rPr>
+          <w:b/>
+          <w:bCs/>
+        </w:rPr>
+        <w:t>AstroPhoto</w:t>
+      </w:r>
+      <w:proofErr w:type="spellEnd"/>
+      <w:r>
+        <w:rPr>
+          <w:b/>
+          <w:bCs/>
+        </w:rPr>
+        <w:t>)</w:t>
+      </w:r>
+    </w:p>
+    <w:p>
+      <w:pPr>
+        <w:rPr>
+          <w:b/>
+          <w:bCs/>
+        </w:rPr>
+      </w:pPr>
+      <w:r>
+        <w:rPr>
+          <w:rFonts w:ascii="Segoe UI Emoji" w:hAnsi="Segoe UI Emoji" w:cs="Segoe UI Emoji"/>
+          <w:b/>
+          <w:bCs/>
+        </w:rPr>
+        <w:t>✅</w:t>
+      </w:r>
+      <w:r>
+        <w:rPr>
+          <w:b/>
+          <w:bCs/>
+        </w:rPr>
+        <w:t xml:space="preserve"> 1. Abbiamo scelto l’architettura definitiva per i video</w:t>
+      </w:r>
+    </w:p>
+    <w:p>
+      <w:pPr>
+        <w:numPr>
+          <w:ilvl w:val="0"/>
+          <w:numId w:val="6"/>
+        </w:numPr>
+      </w:pPr>
+      <w:r>
+        <w:rPr>
+          <w:b/>
+          <w:bCs/>
+        </w:rPr>
+        <w:t>Camera2 + acquisizione frame-by-frame</w:t>
+      </w:r>
+    </w:p>
+    <w:p>
+      <w:pPr>
+        <w:numPr>
+          <w:ilvl w:val="0"/>
+          <w:numId w:val="6"/>
+        </w:numPr>
+      </w:pPr>
+      <w:r>
+        <w:t xml:space="preserve">Formato </w:t>
+      </w:r>
+      <w:r>
+        <w:rPr>
+          <w:b/>
+          <w:bCs/>
+        </w:rPr>
+        <w:t>YUV_420_888</w:t>
+      </w:r>
+    </w:p>
+    <w:p>
+      <w:pPr>
+        <w:numPr>
+          <w:ilvl w:val="0"/>
+          <w:numId w:val="6"/>
+        </w:numPr>
+      </w:pPr>
+      <w:r>
+        <w:t>Pipeline “scientifica” senza compressione</w:t>
+      </w:r>
+    </w:p>
+    <w:p>
+      <w:pPr>
+        <w:numPr>
+          <w:ilvl w:val="0"/>
+          <w:numId w:val="6"/>
+        </w:numPr>
+      </w:pPr>
+      <w:proofErr w:type="spellStart"/>
+      <w:r>
+        <w:t>Thread</w:t>
+      </w:r>
+      <w:proofErr w:type="spellEnd"/>
+      <w:r>
+        <w:t xml:space="preserve"> dedicato (</w:t>
+      </w:r>
+      <w:proofErr w:type="spellStart"/>
+      <w:r>
+        <w:t>CameraThread</w:t>
+      </w:r>
+      <w:proofErr w:type="spellEnd"/>
+      <w:r>
+        <w:t>)</w:t>
+      </w:r>
+    </w:p>
+    <w:p>
+      <w:pPr>
+        <w:numPr>
+          <w:ilvl w:val="0"/>
+          <w:numId w:val="6"/>
+        </w:numPr>
+      </w:pPr>
+      <w:proofErr w:type="spellStart"/>
+      <w:r>
+        <w:t>VideoEngine</w:t>
+      </w:r>
+      <w:proofErr w:type="spellEnd"/>
+      <w:r>
+        <w:t xml:space="preserve"> completo e funzionante</w:t>
+      </w:r>
+    </w:p>
+    <w:p>
+      <w:pPr>
+        <w:numPr>
+          <w:ilvl w:val="0"/>
+          <w:numId w:val="6"/>
+        </w:numPr>
+      </w:pPr>
+      <w:proofErr w:type="spellStart"/>
+      <w:r>
+        <w:t>VideoConfig</w:t>
+      </w:r>
+      <w:proofErr w:type="spellEnd"/>
+      <w:r>
+        <w:t xml:space="preserve"> con tutti i parametri manuali (ISO, </w:t>
+      </w:r>
+      <w:proofErr w:type="spellStart"/>
+      <w:r>
+        <w:t>shutter</w:t>
+      </w:r>
+      <w:proofErr w:type="spellEnd"/>
+      <w:r>
+        <w:t>, focus, stabilizzazione, lock, FPS)</w:t>
+      </w:r>
+    </w:p>
+    <w:p>
+      <w:pPr>
+        <w:rPr>
+          <w:b/>
+          <w:bCs/>
+        </w:rPr>
+      </w:pPr>
+      <w:r>
+        <w:rPr>
+          <w:rFonts w:ascii="Segoe UI Emoji" w:hAnsi="Segoe UI Emoji" w:cs="Segoe UI Emoji"/>
+          <w:b/>
+          <w:bCs/>
+        </w:rPr>
+        <w:t>✅</w:t>
+      </w:r>
+      <w:r>
+        <w:rPr>
+          <w:b/>
+          <w:bCs/>
+        </w:rPr>
+        <w:t xml:space="preserve"> 2. Abbiamo definito i prossimi moduli</w:t>
+      </w:r>
+    </w:p>
+    <w:p>
+      <w:pPr>
+        <w:numPr>
+          <w:ilvl w:val="0"/>
+          <w:numId w:val="7"/>
+        </w:numPr>
+      </w:pPr>
+      <w:r>
+        <w:rPr>
+          <w:b/>
+          <w:bCs/>
+        </w:rPr>
+        <w:t>UI per avviare la registrazione video</w:t>
+      </w:r>
+    </w:p>
+    <w:p>
+      <w:pPr>
+        <w:numPr>
+          <w:ilvl w:val="0"/>
+          <w:numId w:val="7"/>
+        </w:numPr>
+      </w:pPr>
+      <w:r>
+        <w:rPr>
+          <w:b/>
+          <w:bCs/>
+        </w:rPr>
+        <w:t>Salvataggio dei frame in formato SER</w:t>
+      </w:r>
+    </w:p>
+    <w:p>
+      <w:pPr>
+        <w:numPr>
+          <w:ilvl w:val="0"/>
+          <w:numId w:val="7"/>
+        </w:numPr>
+      </w:pPr>
+      <w:r>
+        <w:rPr>
+          <w:b/>
+          <w:bCs/>
+        </w:rPr>
+        <w:t>Conversione YUV → RGB</w:t>
+      </w:r>
+      <w:r>
+        <w:t xml:space="preserve"> per:</w:t>
+      </w:r>
+    </w:p>
+    <w:p>
+      <w:pPr>
+        <w:numPr>
+          <w:ilvl w:val="1"/>
+          <w:numId w:val="7"/>
+        </w:numPr>
+      </w:pPr>
+      <w:r>
+        <w:t>istogramma live</w:t>
+      </w:r>
+    </w:p>
+    <w:p>
+      <w:pPr>
+        <w:numPr>
+          <w:ilvl w:val="1"/>
+          <w:numId w:val="7"/>
+        </w:numPr>
+      </w:pPr>
+      <w:r>
+        <w:t>preview</w:t>
+      </w:r>
+    </w:p>
+    <w:p>
+      <w:pPr>
+        <w:numPr>
+          <w:ilvl w:val="1"/>
+          <w:numId w:val="7"/>
+        </w:numPr>
+      </w:pPr>
+      <w:r>
+        <w:t xml:space="preserve">analizzatori (varianza, focus </w:t>
+      </w:r>
+      <w:proofErr w:type="spellStart"/>
+      <w:r>
+        <w:t>meter</w:t>
+      </w:r>
+      <w:proofErr w:type="spellEnd"/>
+      <w:r>
+        <w:t>)</w:t>
+      </w:r>
+    </w:p>
+    <w:p>
+      <w:pPr>
+        <w:rPr>
+          <w:b/>
+          <w:bCs/>
+        </w:rPr>
+      </w:pPr>
+      <w:r>
+        <w:rPr>
+          <w:rFonts w:ascii="Segoe UI Emoji" w:hAnsi="Segoe UI Emoji" w:cs="Segoe UI Emoji"/>
+          <w:b/>
+          <w:bCs/>
+        </w:rPr>
+        <w:t>✅</w:t>
+      </w:r>
+      <w:r>
+        <w:rPr>
+          <w:b/>
+          <w:bCs/>
+        </w:rPr>
+        <w:t xml:space="preserve"> 3. Hai chiesto di memorizzare dove siamo arrivati</w:t>
+      </w:r>
+    </w:p>
+    <w:p>
+      <w:r>
+        <w:t>Eccolo, in forma sintetica:</w:t>
+      </w:r>
+    </w:p>
+    <w:p>
+      <w:r>
+        <w:rPr>
+          <w:b/>
+          <w:bCs/>
+        </w:rPr>
+        <w:t>Dobbiamo costruire la UI per avviare i video e salvarli in formato SER.</w:t>
+      </w:r>
+      <w:r>
+        <w:t xml:space="preserve"> </w:t>
+      </w:r>
+      <w:r>
+        <w:rPr>
+          <w:b/>
+          <w:bCs/>
+        </w:rPr>
+        <w:t>Serve anche la conversione YUV → RGB.</w:t>
+      </w:r>
+      <w:r>
+        <w:t xml:space="preserve"> </w:t>
+      </w:r>
+      <w:r>
+        <w:rPr>
+          <w:b/>
+          <w:bCs/>
+        </w:rPr>
+        <w:t xml:space="preserve">Il motore </w:t>
+      </w:r>
+      <w:proofErr w:type="spellStart"/>
+      <w:r>
+        <w:rPr>
+          <w:b/>
+          <w:bCs/>
+        </w:rPr>
+        <w:t>VideoEngine</w:t>
+      </w:r>
+      <w:proofErr w:type="spellEnd"/>
+      <w:r>
+        <w:rPr>
+          <w:b/>
+          <w:bCs/>
+        </w:rPr>
+        <w:t xml:space="preserve"> è pronto.</w:t>
+      </w:r>
+    </w:p>
+    <w:p>
+      <w:pPr>
+        <w:rPr>
+          <w:b/>
+          <w:bCs/>
+        </w:rPr>
+      </w:pPr>
+      <w:r>
+        <w:rPr>
+          <w:rFonts w:ascii="Segoe UI Emoji" w:hAnsi="Segoe UI Emoji" w:cs="Segoe UI Emoji"/>
+          <w:b/>
+          <w:bCs/>
+        </w:rPr>
+        <w:t>🧠</w:t>
+      </w:r>
+      <w:r>
+        <w:rPr>
+          <w:b/>
+          <w:bCs/>
+        </w:rPr>
+        <w:t xml:space="preserve"> Memorizzo questo stato per la prossima sessione</w:t>
+      </w:r>
+    </w:p>
+    <w:p>
+      <w:r>
+        <w:t>Ricorderò che:</w:t>
+      </w:r>
+    </w:p>
+    <w:p>
+      <w:pPr>
+        <w:numPr>
+          <w:ilvl w:val="0"/>
+          <w:numId w:val="8"/>
+        </w:numPr>
+      </w:pPr>
+      <w:r>
+        <w:t xml:space="preserve">Il </w:t>
+      </w:r>
+      <w:proofErr w:type="spellStart"/>
+      <w:r>
+        <w:t>backend</w:t>
+      </w:r>
+      <w:proofErr w:type="spellEnd"/>
+      <w:r>
+        <w:t xml:space="preserve"> video è pronto.</w:t>
+      </w:r>
+    </w:p>
+    <w:p>
+      <w:pPr>
+        <w:numPr>
+          <w:ilvl w:val="0"/>
+          <w:numId w:val="8"/>
+        </w:numPr>
+      </w:pPr>
+      <w:r>
+        <w:t xml:space="preserve">Il prossimo passo è </w:t>
+      </w:r>
+      <w:r>
+        <w:rPr>
+          <w:b/>
+          <w:bCs/>
+        </w:rPr>
+        <w:t>UI + SER Writer + YUV→RGB</w:t>
+      </w:r>
+      <w:r>
+        <w:t>.</w:t>
+      </w:r>
+    </w:p>
+    <w:p>
+      <w:pPr>
+        <w:numPr>
+          <w:ilvl w:val="0"/>
+          <w:numId w:val="8"/>
+        </w:numPr>
+      </w:pPr>
+      <w:r>
+        <w:t>La pipeline Camera2 è già configurata correttamente.</w:t>
+      </w:r>
+    </w:p>
+    <w:p>
+      <w:pPr>
+        <w:numPr>
+          <w:ilvl w:val="0"/>
+          <w:numId w:val="8"/>
+        </w:numPr>
+      </w:pPr>
+      <w:r>
+        <w:t xml:space="preserve">Dobbiamo integrare </w:t>
+      </w:r>
+      <w:proofErr w:type="spellStart"/>
+      <w:r>
+        <w:t>VideoEngine</w:t>
+      </w:r>
+      <w:proofErr w:type="spellEnd"/>
+      <w:r>
+        <w:t xml:space="preserve"> con la UI.</w:t>
+      </w:r>
+    </w:p>
+    <w:p>
+      <w:pPr>
+        <w:numPr>
+          <w:ilvl w:val="0"/>
+          <w:numId w:val="8"/>
+        </w:numPr>
+      </w:pPr>
+      <w:r>
+        <w:t>Dobbiamo implementare la conversione YUV→RGB ottimizzata.</w:t>
+      </w:r>
+    </w:p>
+    <w:p>
+      <w:pPr>
+        <w:rPr>
+          <w:b/>
+          <w:bCs/>
+        </w:rPr>
+      </w:pPr>
+      <w:r>
+        <w:rPr>
+          <w:rFonts w:ascii="Segoe UI Emoji" w:hAnsi="Segoe UI Emoji" w:cs="Segoe UI Emoji"/>
+          <w:b/>
+          <w:bCs/>
+        </w:rPr>
+        <w:t>🎯</w:t>
+      </w:r>
+      <w:r>
+        <w:rPr>
+          <w:b/>
+          <w:bCs/>
+        </w:rPr>
+        <w:t xml:space="preserve"> Quando torni, possiamo ripartire da uno di questi punti:</w:t>
+      </w:r>
+    </w:p>
+    <w:p>
+      <w:pPr>
+        <w:rPr>
+          <w:b/>
+          <w:bCs/>
+        </w:rPr>
+      </w:pPr>
+      <w:r>
+        <w:rPr>
+          <w:b/>
+          <w:bCs/>
+        </w:rPr>
+        <w:t>1) UI Compose per avviare/fermare la cattura video</w:t>
+      </w:r>
+    </w:p>
+    <w:p>
+      <w:pPr>
+        <w:rPr>
+          <w:b/>
+          <w:bCs/>
           <w:lang w:val="en-GB"/>
         </w:rPr>
       </w:pPr>
-    </w:p>
-    <w:p>
-      <w:pPr>
-        <w:rPr>
+      <w:r>
+        <w:rPr>
+          <w:b/>
+          <w:bCs/>
           <w:lang w:val="en-GB"/>
         </w:rPr>
-      </w:pPr>
-    </w:p>
-    <w:p>
-      <w:pPr>
-        <w:rPr>
-          <w:b/>
-          <w:bCs/>
-          <w:lang w:val="en-GB"/>
-        </w:rPr>
-      </w:pPr>
-      <w:r>
-        <w:rPr>
-          <w:rFonts w:ascii="Segoe UI Emoji" w:hAnsi="Segoe UI Emoji" w:cs="Segoe UI Emoji"/>
-          <w:b/>
-          <w:bCs/>
-        </w:rPr>
-        <w:t>🎯</w:t>
-      </w:r>
-      <w:r>
-        <w:rPr>
-          <w:b/>
-          <w:bCs/>
-          <w:lang w:val="en-GB"/>
-        </w:rPr>
-        <w:t xml:space="preserve"> </w:t>
+        <w:t>2) SER Writer (header + frame packing)</w:t>
+      </w:r>
+    </w:p>
+    <w:p>
+      <w:pPr>
+        <w:rPr>
+          <w:b/>
+          <w:bCs/>
+        </w:rPr>
+      </w:pPr>
+      <w:r>
+        <w:rPr>
+          <w:b/>
+          <w:bCs/>
+        </w:rPr>
+        <w:t>3) Modulo YUV → RGB (versione ottimizzata per Pixel)</w:t>
+      </w:r>
+    </w:p>
+    <w:p>
+      <w:pPr>
+        <w:rPr>
+          <w:b/>
+          <w:bCs/>
+        </w:rPr>
+      </w:pPr>
+      <w:r>
+        <w:rPr>
+          <w:b/>
+          <w:bCs/>
+        </w:rPr>
+        <w:lastRenderedPageBreak/>
+        <w:t xml:space="preserve">4) </w:t>
       </w:r>
       <w:proofErr w:type="spellStart"/>
       <w:r>
         <w:rPr>
           <w:b/>
           <w:bCs/>
-          <w:lang w:val="en-GB"/>
-        </w:rPr>
-        <w:t>Prossimo</w:t>
+        </w:rPr>
+        <w:t>PreviewEngine</w:t>
       </w:r>
       <w:proofErr w:type="spellEnd"/>
       <w:r>
         <w:rPr>
           <w:b/>
           <w:bCs/>
-          <w:lang w:val="en-GB"/>
-        </w:rPr>
-        <w:t xml:space="preserve"> </w:t>
+        </w:rPr>
+        <w:t xml:space="preserve"> con </w:t>
       </w:r>
       <w:proofErr w:type="spellStart"/>
       <w:r>
         <w:rPr>
           <w:b/>
           <w:bCs/>
-          <w:lang w:val="en-GB"/>
-        </w:rPr>
-        <w:t>passo</w:t>
+        </w:rPr>
+        <w:t>SurfaceTexture</w:t>
       </w:r>
       <w:proofErr w:type="spellEnd"/>
-    </w:p>
-    <w:p>
-      <w:r>
-        <w:t>Ora che abbiamo la struttura del modulo, possiamo scegliere il passo successivo:</w:t>
-      </w:r>
-    </w:p>
-    <w:p>
-      <w:pPr>
-        <w:rPr>
-          <w:b/>
-          <w:bCs/>
-        </w:rPr>
-      </w:pPr>
-      <w:r>
-        <w:rPr>
-          <w:b/>
-          <w:bCs/>
-        </w:rPr>
-        <w:t xml:space="preserve">1) Vuoi che implementiamo </w:t>
+      <w:r>
+        <w:rPr>
+          <w:b/>
+          <w:bCs/>
+        </w:rPr>
+        <w:t xml:space="preserve"> + OpenGL</w:t>
+      </w:r>
+    </w:p>
+    <w:p>
+      <w:pPr>
+        <w:rPr>
+          <w:b/>
+          <w:bCs/>
+        </w:rPr>
+      </w:pPr>
+      <w:r>
+        <w:rPr>
+          <w:b/>
+          <w:bCs/>
+        </w:rPr>
+        <w:t>5) Istogramma live (RGB + Luma)</w:t>
+      </w:r>
+    </w:p>
+    <w:p>
+      <w:r>
+        <w:t>Dimmi tu quale vuoi affrontare per primo quando torni.</w:t>
+      </w:r>
+    </w:p>
+    <w:p>
+      <w:r>
+        <w:t>A presto Antonio.</w:t>
+      </w:r>
+    </w:p>
+    <w:p/>
+    <w:p/>
+    <w:p>
+      <w:r>
+        <w:t>Quando torni, ripartiamo esattamente da dove abbiamo lasciato:</w:t>
+      </w:r>
+    </w:p>
+    <w:p>
+      <w:pPr>
+        <w:numPr>
+          <w:ilvl w:val="0"/>
+          <w:numId w:val="9"/>
+        </w:numPr>
+      </w:pPr>
+      <w:r>
+        <w:rPr>
+          <w:b/>
+          <w:bCs/>
+        </w:rPr>
+        <w:t>UI per avviare i video</w:t>
+      </w:r>
+    </w:p>
+    <w:p>
+      <w:pPr>
+        <w:numPr>
+          <w:ilvl w:val="0"/>
+          <w:numId w:val="9"/>
+        </w:numPr>
+      </w:pPr>
+      <w:r>
+        <w:rPr>
+          <w:b/>
+          <w:bCs/>
+        </w:rPr>
+        <w:t>SER Writer per salvare i frame</w:t>
+      </w:r>
+    </w:p>
+    <w:p>
+      <w:pPr>
+        <w:numPr>
+          <w:ilvl w:val="0"/>
+          <w:numId w:val="9"/>
+        </w:numPr>
+      </w:pPr>
+      <w:r>
+        <w:rPr>
+          <w:b/>
+          <w:bCs/>
+        </w:rPr>
+        <w:t>Conversione YUV → RGB</w:t>
+      </w:r>
+      <w:r>
+        <w:t xml:space="preserve"> per preview e analizzatori</w:t>
+      </w:r>
+    </w:p>
+    <w:p>
+      <w:r>
+        <w:t xml:space="preserve">E continuiamo a costruire </w:t>
       </w:r>
       <w:proofErr w:type="spellStart"/>
       <w:r>
-        <w:rPr>
-          <w:b/>
-          <w:bCs/>
-        </w:rPr>
-        <w:t>CameraThread.kt</w:t>
+        <w:t>AstroPhoto</w:t>
       </w:r>
       <w:proofErr w:type="spellEnd"/>
       <w:r>
-        <w:rPr>
-          <w:b/>
-          <w:bCs/>
-        </w:rPr>
-        <w:t>?</w:t>
-      </w:r>
-    </w:p>
-    <w:p>
-      <w:pPr>
-        <w:rPr>
-          <w:b/>
-          <w:bCs/>
-        </w:rPr>
-      </w:pPr>
-      <w:r>
-        <w:rPr>
-          <w:b/>
-          <w:bCs/>
-        </w:rPr>
-        <w:t xml:space="preserve">2) Oppure preferisci iniziare dal </w:t>
-      </w:r>
-      <w:proofErr w:type="spellStart"/>
-      <w:r>
-        <w:rPr>
-          <w:b/>
-          <w:bCs/>
-        </w:rPr>
-        <w:t>FrameCallback</w:t>
-      </w:r>
-      <w:proofErr w:type="spellEnd"/>
-      <w:r>
-        <w:rPr>
-          <w:b/>
-          <w:bCs/>
-        </w:rPr>
-        <w:t xml:space="preserve"> e dal primo analizzatore (istogramma)?</w:t>
-      </w:r>
-    </w:p>
-    <w:p>
-      <w:pPr>
-        <w:rPr>
-          <w:b/>
-          <w:bCs/>
-        </w:rPr>
-      </w:pPr>
-      <w:r>
-        <w:rPr>
-          <w:b/>
-          <w:bCs/>
-        </w:rPr>
-        <w:t>3) Oppure passiamo subito al SER Writer per salvare i frame?</w:t>
-      </w:r>
-    </w:p>
-    <w:p>
-      <w:r>
-        <w:t>Dimmi tu quale blocco vuoi costruire adesso.</w:t>
-      </w:r>
-    </w:p>
+        <w:t xml:space="preserve"> come si deve.</w:t>
+      </w:r>
+    </w:p>
+    <w:p/>
     <w:p/>
     <w:sectPr>
       <w:pgSz w:w="11906" w:h="16838"/>
@@ -621,6 +1265,304 @@
     </w:lvl>
   </w:abstractNum>
   <w:abstractNum w:abstractNumId="1" w15:restartNumberingAfterBreak="0">
+    <w:nsid w:val="2AD27ED3"/>
+    <w:multiLevelType w:val="multilevel"/>
+    <w:tmpl w:val="4C4A4420"/>
+    <w:lvl w:ilvl="0">
+      <w:start w:val="1"/>
+      <w:numFmt w:val="bullet"/>
+      <w:lvlText w:val=""/>
+      <w:lvlJc w:val="left"/>
+      <w:pPr>
+        <w:tabs>
+          <w:tab w:val="num" w:pos="720"/>
+        </w:tabs>
+        <w:ind w:left="720" w:hanging="360"/>
+      </w:pPr>
+      <w:rPr>
+        <w:rFonts w:ascii="Symbol" w:hAnsi="Symbol" w:hint="default"/>
+        <w:sz w:val="20"/>
+      </w:rPr>
+    </w:lvl>
+    <w:lvl w:ilvl="1" w:tentative="1">
+      <w:start w:val="1"/>
+      <w:numFmt w:val="bullet"/>
+      <w:lvlText w:val="o"/>
+      <w:lvlJc w:val="left"/>
+      <w:pPr>
+        <w:tabs>
+          <w:tab w:val="num" w:pos="1440"/>
+        </w:tabs>
+        <w:ind w:left="1440" w:hanging="360"/>
+      </w:pPr>
+      <w:rPr>
+        <w:rFonts w:ascii="Courier New" w:hAnsi="Courier New" w:hint="default"/>
+        <w:sz w:val="20"/>
+      </w:rPr>
+    </w:lvl>
+    <w:lvl w:ilvl="2" w:tentative="1">
+      <w:start w:val="1"/>
+      <w:numFmt w:val="bullet"/>
+      <w:lvlText w:val=""/>
+      <w:lvlJc w:val="left"/>
+      <w:pPr>
+        <w:tabs>
+          <w:tab w:val="num" w:pos="2160"/>
+        </w:tabs>
+        <w:ind w:left="2160" w:hanging="360"/>
+      </w:pPr>
+      <w:rPr>
+        <w:rFonts w:ascii="Wingdings" w:hAnsi="Wingdings" w:hint="default"/>
+        <w:sz w:val="20"/>
+      </w:rPr>
+    </w:lvl>
+    <w:lvl w:ilvl="3" w:tentative="1">
+      <w:start w:val="1"/>
+      <w:numFmt w:val="bullet"/>
+      <w:lvlText w:val=""/>
+      <w:lvlJc w:val="left"/>
+      <w:pPr>
+        <w:tabs>
+          <w:tab w:val="num" w:pos="2880"/>
+        </w:tabs>
+        <w:ind w:left="2880" w:hanging="360"/>
+      </w:pPr>
+      <w:rPr>
+        <w:rFonts w:ascii="Wingdings" w:hAnsi="Wingdings" w:hint="default"/>
+        <w:sz w:val="20"/>
+      </w:rPr>
+    </w:lvl>
+    <w:lvl w:ilvl="4" w:tentative="1">
+      <w:start w:val="1"/>
+      <w:numFmt w:val="bullet"/>
+      <w:lvlText w:val=""/>
+      <w:lvlJc w:val="left"/>
+      <w:pPr>
+        <w:tabs>
+          <w:tab w:val="num" w:pos="3600"/>
+        </w:tabs>
+        <w:ind w:left="3600" w:hanging="360"/>
+      </w:pPr>
+      <w:rPr>
+        <w:rFonts w:ascii="Wingdings" w:hAnsi="Wingdings" w:hint="default"/>
+        <w:sz w:val="20"/>
+      </w:rPr>
+    </w:lvl>
+    <w:lvl w:ilvl="5" w:tentative="1">
+      <w:start w:val="1"/>
+      <w:numFmt w:val="bullet"/>
+      <w:lvlText w:val=""/>
+      <w:lvlJc w:val="left"/>
+      <w:pPr>
+        <w:tabs>
+          <w:tab w:val="num" w:pos="4320"/>
+        </w:tabs>
+        <w:ind w:left="4320" w:hanging="360"/>
+      </w:pPr>
+      <w:rPr>
+        <w:rFonts w:ascii="Wingdings" w:hAnsi="Wingdings" w:hint="default"/>
+        <w:sz w:val="20"/>
+      </w:rPr>
+    </w:lvl>
+    <w:lvl w:ilvl="6" w:tentative="1">
+      <w:start w:val="1"/>
+      <w:numFmt w:val="bullet"/>
+      <w:lvlText w:val=""/>
+      <w:lvlJc w:val="left"/>
+      <w:pPr>
+        <w:tabs>
+          <w:tab w:val="num" w:pos="5040"/>
+        </w:tabs>
+        <w:ind w:left="5040" w:hanging="360"/>
+      </w:pPr>
+      <w:rPr>
+        <w:rFonts w:ascii="Wingdings" w:hAnsi="Wingdings" w:hint="default"/>
+        <w:sz w:val="20"/>
+      </w:rPr>
+    </w:lvl>
+    <w:lvl w:ilvl="7" w:tentative="1">
+      <w:start w:val="1"/>
+      <w:numFmt w:val="bullet"/>
+      <w:lvlText w:val=""/>
+      <w:lvlJc w:val="left"/>
+      <w:pPr>
+        <w:tabs>
+          <w:tab w:val="num" w:pos="5760"/>
+        </w:tabs>
+        <w:ind w:left="5760" w:hanging="360"/>
+      </w:pPr>
+      <w:rPr>
+        <w:rFonts w:ascii="Wingdings" w:hAnsi="Wingdings" w:hint="default"/>
+        <w:sz w:val="20"/>
+      </w:rPr>
+    </w:lvl>
+    <w:lvl w:ilvl="8" w:tentative="1">
+      <w:start w:val="1"/>
+      <w:numFmt w:val="bullet"/>
+      <w:lvlText w:val=""/>
+      <w:lvlJc w:val="left"/>
+      <w:pPr>
+        <w:tabs>
+          <w:tab w:val="num" w:pos="6480"/>
+        </w:tabs>
+        <w:ind w:left="6480" w:hanging="360"/>
+      </w:pPr>
+      <w:rPr>
+        <w:rFonts w:ascii="Wingdings" w:hAnsi="Wingdings" w:hint="default"/>
+        <w:sz w:val="20"/>
+      </w:rPr>
+    </w:lvl>
+  </w:abstractNum>
+  <w:abstractNum w:abstractNumId="2" w15:restartNumberingAfterBreak="0">
+    <w:nsid w:val="2F301309"/>
+    <w:multiLevelType w:val="multilevel"/>
+    <w:tmpl w:val="F2B6E4F8"/>
+    <w:lvl w:ilvl="0">
+      <w:start w:val="1"/>
+      <w:numFmt w:val="bullet"/>
+      <w:lvlText w:val=""/>
+      <w:lvlJc w:val="left"/>
+      <w:pPr>
+        <w:tabs>
+          <w:tab w:val="num" w:pos="720"/>
+        </w:tabs>
+        <w:ind w:left="720" w:hanging="360"/>
+      </w:pPr>
+      <w:rPr>
+        <w:rFonts w:ascii="Symbol" w:hAnsi="Symbol" w:hint="default"/>
+        <w:sz w:val="20"/>
+      </w:rPr>
+    </w:lvl>
+    <w:lvl w:ilvl="1" w:tentative="1">
+      <w:start w:val="1"/>
+      <w:numFmt w:val="bullet"/>
+      <w:lvlText w:val="o"/>
+      <w:lvlJc w:val="left"/>
+      <w:pPr>
+        <w:tabs>
+          <w:tab w:val="num" w:pos="1440"/>
+        </w:tabs>
+        <w:ind w:left="1440" w:hanging="360"/>
+      </w:pPr>
+      <w:rPr>
+        <w:rFonts w:ascii="Courier New" w:hAnsi="Courier New" w:hint="default"/>
+        <w:sz w:val="20"/>
+      </w:rPr>
+    </w:lvl>
+    <w:lvl w:ilvl="2" w:tentative="1">
+      <w:start w:val="1"/>
+      <w:numFmt w:val="bullet"/>
+      <w:lvlText w:val=""/>
+      <w:lvlJc w:val="left"/>
+      <w:pPr>
+        <w:tabs>
+          <w:tab w:val="num" w:pos="2160"/>
+        </w:tabs>
+        <w:ind w:left="2160" w:hanging="360"/>
+      </w:pPr>
+      <w:rPr>
+        <w:rFonts w:ascii="Wingdings" w:hAnsi="Wingdings" w:hint="default"/>
+        <w:sz w:val="20"/>
+      </w:rPr>
+    </w:lvl>
+    <w:lvl w:ilvl="3" w:tentative="1">
+      <w:start w:val="1"/>
+      <w:numFmt w:val="bullet"/>
+      <w:lvlText w:val=""/>
+      <w:lvlJc w:val="left"/>
+      <w:pPr>
+        <w:tabs>
+          <w:tab w:val="num" w:pos="2880"/>
+        </w:tabs>
+        <w:ind w:left="2880" w:hanging="360"/>
+      </w:pPr>
+      <w:rPr>
+        <w:rFonts w:ascii="Wingdings" w:hAnsi="Wingdings" w:hint="default"/>
+        <w:sz w:val="20"/>
+      </w:rPr>
+    </w:lvl>
+    <w:lvl w:ilvl="4" w:tentative="1">
+      <w:start w:val="1"/>
+      <w:numFmt w:val="bullet"/>
+      <w:lvlText w:val=""/>
+      <w:lvlJc w:val="left"/>
+      <w:pPr>
+        <w:tabs>
+          <w:tab w:val="num" w:pos="3600"/>
+        </w:tabs>
+        <w:ind w:left="3600" w:hanging="360"/>
+      </w:pPr>
+      <w:rPr>
+        <w:rFonts w:ascii="Wingdings" w:hAnsi="Wingdings" w:hint="default"/>
+        <w:sz w:val="20"/>
+      </w:rPr>
+    </w:lvl>
+    <w:lvl w:ilvl="5" w:tentative="1">
+      <w:start w:val="1"/>
+      <w:numFmt w:val="bullet"/>
+      <w:lvlText w:val=""/>
+      <w:lvlJc w:val="left"/>
+      <w:pPr>
+        <w:tabs>
+          <w:tab w:val="num" w:pos="4320"/>
+        </w:tabs>
+        <w:ind w:left="4320" w:hanging="360"/>
+      </w:pPr>
+      <w:rPr>
+        <w:rFonts w:ascii="Wingdings" w:hAnsi="Wingdings" w:hint="default"/>
+        <w:sz w:val="20"/>
+      </w:rPr>
+    </w:lvl>
+    <w:lvl w:ilvl="6" w:tentative="1">
+      <w:start w:val="1"/>
+      <w:numFmt w:val="bullet"/>
+      <w:lvlText w:val=""/>
+      <w:lvlJc w:val="left"/>
+      <w:pPr>
+        <w:tabs>
+          <w:tab w:val="num" w:pos="5040"/>
+        </w:tabs>
+        <w:ind w:left="5040" w:hanging="360"/>
+      </w:pPr>
+      <w:rPr>
+        <w:rFonts w:ascii="Wingdings" w:hAnsi="Wingdings" w:hint="default"/>
+        <w:sz w:val="20"/>
+      </w:rPr>
+    </w:lvl>
+    <w:lvl w:ilvl="7" w:tentative="1">
+      <w:start w:val="1"/>
+      <w:numFmt w:val="bullet"/>
+      <w:lvlText w:val=""/>
+      <w:lvlJc w:val="left"/>
+      <w:pPr>
+        <w:tabs>
+          <w:tab w:val="num" w:pos="5760"/>
+        </w:tabs>
+        <w:ind w:left="5760" w:hanging="360"/>
+      </w:pPr>
+      <w:rPr>
+        <w:rFonts w:ascii="Wingdings" w:hAnsi="Wingdings" w:hint="default"/>
+        <w:sz w:val="20"/>
+      </w:rPr>
+    </w:lvl>
+    <w:lvl w:ilvl="8" w:tentative="1">
+      <w:start w:val="1"/>
+      <w:numFmt w:val="bullet"/>
+      <w:lvlText w:val=""/>
+      <w:lvlJc w:val="left"/>
+      <w:pPr>
+        <w:tabs>
+          <w:tab w:val="num" w:pos="6480"/>
+        </w:tabs>
+        <w:ind w:left="6480" w:hanging="360"/>
+      </w:pPr>
+      <w:rPr>
+        <w:rFonts w:ascii="Wingdings" w:hAnsi="Wingdings" w:hint="default"/>
+        <w:sz w:val="20"/>
+      </w:rPr>
+    </w:lvl>
+  </w:abstractNum>
+  <w:abstractNum w:abstractNumId="3" w15:restartNumberingAfterBreak="0">
     <w:nsid w:val="2FF50A17"/>
     <w:multiLevelType w:val="multilevel"/>
     <w:tmpl w:val="A94A00AE"/>
@@ -769,7 +1711,7 @@
       </w:rPr>
     </w:lvl>
   </w:abstractNum>
-  <w:abstractNum w:abstractNumId="2" w15:restartNumberingAfterBreak="0">
+  <w:abstractNum w:abstractNumId="4" w15:restartNumberingAfterBreak="0">
     <w:nsid w:val="3DA227FA"/>
     <w:multiLevelType w:val="multilevel"/>
     <w:tmpl w:val="C6ECEEA6"/>
@@ -918,7 +1860,305 @@
       </w:rPr>
     </w:lvl>
   </w:abstractNum>
-  <w:abstractNum w:abstractNumId="3" w15:restartNumberingAfterBreak="0">
+  <w:abstractNum w:abstractNumId="5" w15:restartNumberingAfterBreak="0">
+    <w:nsid w:val="4F790939"/>
+    <w:multiLevelType w:val="multilevel"/>
+    <w:tmpl w:val="19D09F10"/>
+    <w:lvl w:ilvl="0">
+      <w:start w:val="1"/>
+      <w:numFmt w:val="bullet"/>
+      <w:lvlText w:val=""/>
+      <w:lvlJc w:val="left"/>
+      <w:pPr>
+        <w:tabs>
+          <w:tab w:val="num" w:pos="720"/>
+        </w:tabs>
+        <w:ind w:left="720" w:hanging="360"/>
+      </w:pPr>
+      <w:rPr>
+        <w:rFonts w:ascii="Symbol" w:hAnsi="Symbol" w:hint="default"/>
+        <w:sz w:val="20"/>
+      </w:rPr>
+    </w:lvl>
+    <w:lvl w:ilvl="1">
+      <w:start w:val="1"/>
+      <w:numFmt w:val="bullet"/>
+      <w:lvlText w:val="o"/>
+      <w:lvlJc w:val="left"/>
+      <w:pPr>
+        <w:tabs>
+          <w:tab w:val="num" w:pos="1440"/>
+        </w:tabs>
+        <w:ind w:left="1440" w:hanging="360"/>
+      </w:pPr>
+      <w:rPr>
+        <w:rFonts w:ascii="Courier New" w:hAnsi="Courier New" w:hint="default"/>
+        <w:sz w:val="20"/>
+      </w:rPr>
+    </w:lvl>
+    <w:lvl w:ilvl="2" w:tentative="1">
+      <w:start w:val="1"/>
+      <w:numFmt w:val="bullet"/>
+      <w:lvlText w:val=""/>
+      <w:lvlJc w:val="left"/>
+      <w:pPr>
+        <w:tabs>
+          <w:tab w:val="num" w:pos="2160"/>
+        </w:tabs>
+        <w:ind w:left="2160" w:hanging="360"/>
+      </w:pPr>
+      <w:rPr>
+        <w:rFonts w:ascii="Wingdings" w:hAnsi="Wingdings" w:hint="default"/>
+        <w:sz w:val="20"/>
+      </w:rPr>
+    </w:lvl>
+    <w:lvl w:ilvl="3" w:tentative="1">
+      <w:start w:val="1"/>
+      <w:numFmt w:val="bullet"/>
+      <w:lvlText w:val=""/>
+      <w:lvlJc w:val="left"/>
+      <w:pPr>
+        <w:tabs>
+          <w:tab w:val="num" w:pos="2880"/>
+        </w:tabs>
+        <w:ind w:left="2880" w:hanging="360"/>
+      </w:pPr>
+      <w:rPr>
+        <w:rFonts w:ascii="Wingdings" w:hAnsi="Wingdings" w:hint="default"/>
+        <w:sz w:val="20"/>
+      </w:rPr>
+    </w:lvl>
+    <w:lvl w:ilvl="4" w:tentative="1">
+      <w:start w:val="1"/>
+      <w:numFmt w:val="bullet"/>
+      <w:lvlText w:val=""/>
+      <w:lvlJc w:val="left"/>
+      <w:pPr>
+        <w:tabs>
+          <w:tab w:val="num" w:pos="3600"/>
+        </w:tabs>
+        <w:ind w:left="3600" w:hanging="360"/>
+      </w:pPr>
+      <w:rPr>
+        <w:rFonts w:ascii="Wingdings" w:hAnsi="Wingdings" w:hint="default"/>
+        <w:sz w:val="20"/>
+      </w:rPr>
+    </w:lvl>
+    <w:lvl w:ilvl="5" w:tentative="1">
+      <w:start w:val="1"/>
+      <w:numFmt w:val="bullet"/>
+      <w:lvlText w:val=""/>
+      <w:lvlJc w:val="left"/>
+      <w:pPr>
+        <w:tabs>
+          <w:tab w:val="num" w:pos="4320"/>
+        </w:tabs>
+        <w:ind w:left="4320" w:hanging="360"/>
+      </w:pPr>
+      <w:rPr>
+        <w:rFonts w:ascii="Wingdings" w:hAnsi="Wingdings" w:hint="default"/>
+        <w:sz w:val="20"/>
+      </w:rPr>
+    </w:lvl>
+    <w:lvl w:ilvl="6" w:tentative="1">
+      <w:start w:val="1"/>
+      <w:numFmt w:val="bullet"/>
+      <w:lvlText w:val=""/>
+      <w:lvlJc w:val="left"/>
+      <w:pPr>
+        <w:tabs>
+          <w:tab w:val="num" w:pos="5040"/>
+        </w:tabs>
+        <w:ind w:left="5040" w:hanging="360"/>
+      </w:pPr>
+      <w:rPr>
+        <w:rFonts w:ascii="Wingdings" w:hAnsi="Wingdings" w:hint="default"/>
+        <w:sz w:val="20"/>
+      </w:rPr>
+    </w:lvl>
+    <w:lvl w:ilvl="7" w:tentative="1">
+      <w:start w:val="1"/>
+      <w:numFmt w:val="bullet"/>
+      <w:lvlText w:val=""/>
+      <w:lvlJc w:val="left"/>
+      <w:pPr>
+        <w:tabs>
+          <w:tab w:val="num" w:pos="5760"/>
+        </w:tabs>
+        <w:ind w:left="5760" w:hanging="360"/>
+      </w:pPr>
+      <w:rPr>
+        <w:rFonts w:ascii="Wingdings" w:hAnsi="Wingdings" w:hint="default"/>
+        <w:sz w:val="20"/>
+      </w:rPr>
+    </w:lvl>
+    <w:lvl w:ilvl="8" w:tentative="1">
+      <w:start w:val="1"/>
+      <w:numFmt w:val="bullet"/>
+      <w:lvlText w:val=""/>
+      <w:lvlJc w:val="left"/>
+      <w:pPr>
+        <w:tabs>
+          <w:tab w:val="num" w:pos="6480"/>
+        </w:tabs>
+        <w:ind w:left="6480" w:hanging="360"/>
+      </w:pPr>
+      <w:rPr>
+        <w:rFonts w:ascii="Wingdings" w:hAnsi="Wingdings" w:hint="default"/>
+        <w:sz w:val="20"/>
+      </w:rPr>
+    </w:lvl>
+  </w:abstractNum>
+  <w:abstractNum w:abstractNumId="6" w15:restartNumberingAfterBreak="0">
+    <w:nsid w:val="625F2826"/>
+    <w:multiLevelType w:val="multilevel"/>
+    <w:tmpl w:val="F3D61F96"/>
+    <w:lvl w:ilvl="0">
+      <w:start w:val="1"/>
+      <w:numFmt w:val="bullet"/>
+      <w:lvlText w:val=""/>
+      <w:lvlJc w:val="left"/>
+      <w:pPr>
+        <w:tabs>
+          <w:tab w:val="num" w:pos="720"/>
+        </w:tabs>
+        <w:ind w:left="720" w:hanging="360"/>
+      </w:pPr>
+      <w:rPr>
+        <w:rFonts w:ascii="Symbol" w:hAnsi="Symbol" w:hint="default"/>
+        <w:sz w:val="20"/>
+      </w:rPr>
+    </w:lvl>
+    <w:lvl w:ilvl="1" w:tentative="1">
+      <w:start w:val="1"/>
+      <w:numFmt w:val="bullet"/>
+      <w:lvlText w:val="o"/>
+      <w:lvlJc w:val="left"/>
+      <w:pPr>
+        <w:tabs>
+          <w:tab w:val="num" w:pos="1440"/>
+        </w:tabs>
+        <w:ind w:left="1440" w:hanging="360"/>
+      </w:pPr>
+      <w:rPr>
+        <w:rFonts w:ascii="Courier New" w:hAnsi="Courier New" w:hint="default"/>
+        <w:sz w:val="20"/>
+      </w:rPr>
+    </w:lvl>
+    <w:lvl w:ilvl="2" w:tentative="1">
+      <w:start w:val="1"/>
+      <w:numFmt w:val="bullet"/>
+      <w:lvlText w:val=""/>
+      <w:lvlJc w:val="left"/>
+      <w:pPr>
+        <w:tabs>
+          <w:tab w:val="num" w:pos="2160"/>
+        </w:tabs>
+        <w:ind w:left="2160" w:hanging="360"/>
+      </w:pPr>
+      <w:rPr>
+        <w:rFonts w:ascii="Wingdings" w:hAnsi="Wingdings" w:hint="default"/>
+        <w:sz w:val="20"/>
+      </w:rPr>
+    </w:lvl>
+    <w:lvl w:ilvl="3" w:tentative="1">
+      <w:start w:val="1"/>
+      <w:numFmt w:val="bullet"/>
+      <w:lvlText w:val=""/>
+      <w:lvlJc w:val="left"/>
+      <w:pPr>
+        <w:tabs>
+          <w:tab w:val="num" w:pos="2880"/>
+        </w:tabs>
+        <w:ind w:left="2880" w:hanging="360"/>
+      </w:pPr>
+      <w:rPr>
+        <w:rFonts w:ascii="Wingdings" w:hAnsi="Wingdings" w:hint="default"/>
+        <w:sz w:val="20"/>
+      </w:rPr>
+    </w:lvl>
+    <w:lvl w:ilvl="4" w:tentative="1">
+      <w:start w:val="1"/>
+      <w:numFmt w:val="bullet"/>
+      <w:lvlText w:val=""/>
+      <w:lvlJc w:val="left"/>
+      <w:pPr>
+        <w:tabs>
+          <w:tab w:val="num" w:pos="3600"/>
+        </w:tabs>
+        <w:ind w:left="3600" w:hanging="360"/>
+      </w:pPr>
+      <w:rPr>
+        <w:rFonts w:ascii="Wingdings" w:hAnsi="Wingdings" w:hint="default"/>
+        <w:sz w:val="20"/>
+      </w:rPr>
+    </w:lvl>
+    <w:lvl w:ilvl="5" w:tentative="1">
+      <w:start w:val="1"/>
+      <w:numFmt w:val="bullet"/>
+      <w:lvlText w:val=""/>
+      <w:lvlJc w:val="left"/>
+      <w:pPr>
+        <w:tabs>
+          <w:tab w:val="num" w:pos="4320"/>
+        </w:tabs>
+        <w:ind w:left="4320" w:hanging="360"/>
+      </w:pPr>
+      <w:rPr>
+        <w:rFonts w:ascii="Wingdings" w:hAnsi="Wingdings" w:hint="default"/>
+        <w:sz w:val="20"/>
+      </w:rPr>
+    </w:lvl>
+    <w:lvl w:ilvl="6" w:tentative="1">
+      <w:start w:val="1"/>
+      <w:numFmt w:val="bullet"/>
+      <w:lvlText w:val=""/>
+      <w:lvlJc w:val="left"/>
+      <w:pPr>
+        <w:tabs>
+          <w:tab w:val="num" w:pos="5040"/>
+        </w:tabs>
+        <w:ind w:left="5040" w:hanging="360"/>
+      </w:pPr>
+      <w:rPr>
+        <w:rFonts w:ascii="Wingdings" w:hAnsi="Wingdings" w:hint="default"/>
+        <w:sz w:val="20"/>
+      </w:rPr>
+    </w:lvl>
+    <w:lvl w:ilvl="7" w:tentative="1">
+      <w:start w:val="1"/>
+      <w:numFmt w:val="bullet"/>
+      <w:lvlText w:val=""/>
+      <w:lvlJc w:val="left"/>
+      <w:pPr>
+        <w:tabs>
+          <w:tab w:val="num" w:pos="5760"/>
+        </w:tabs>
+        <w:ind w:left="5760" w:hanging="360"/>
+      </w:pPr>
+      <w:rPr>
+        <w:rFonts w:ascii="Wingdings" w:hAnsi="Wingdings" w:hint="default"/>
+        <w:sz w:val="20"/>
+      </w:rPr>
+    </w:lvl>
+    <w:lvl w:ilvl="8" w:tentative="1">
+      <w:start w:val="1"/>
+      <w:numFmt w:val="bullet"/>
+      <w:lvlText w:val=""/>
+      <w:lvlJc w:val="left"/>
+      <w:pPr>
+        <w:tabs>
+          <w:tab w:val="num" w:pos="6480"/>
+        </w:tabs>
+        <w:ind w:left="6480" w:hanging="360"/>
+      </w:pPr>
+      <w:rPr>
+        <w:rFonts w:ascii="Wingdings" w:hAnsi="Wingdings" w:hint="default"/>
+        <w:sz w:val="20"/>
+      </w:rPr>
+    </w:lvl>
+  </w:abstractNum>
+  <w:abstractNum w:abstractNumId="7" w15:restartNumberingAfterBreak="0">
     <w:nsid w:val="63086737"/>
     <w:multiLevelType w:val="multilevel"/>
     <w:tmpl w:val="F5F2FA82"/>
@@ -1067,7 +2307,7 @@
       </w:rPr>
     </w:lvl>
   </w:abstractNum>
-  <w:abstractNum w:abstractNumId="4" w15:restartNumberingAfterBreak="0">
+  <w:abstractNum w:abstractNumId="8" w15:restartNumberingAfterBreak="0">
     <w:nsid w:val="76C94623"/>
     <w:multiLevelType w:val="multilevel"/>
     <w:tmpl w:val="D500E4CC"/>
@@ -1217,19 +2457,31 @@
     </w:lvl>
   </w:abstractNum>
   <w:num w:numId="1" w16cid:durableId="2019041077">
-    <w:abstractNumId w:val="2"/>
+    <w:abstractNumId w:val="4"/>
   </w:num>
   <w:num w:numId="2" w16cid:durableId="330718853">
-    <w:abstractNumId w:val="4"/>
+    <w:abstractNumId w:val="8"/>
   </w:num>
   <w:num w:numId="3" w16cid:durableId="77600242">
-    <w:abstractNumId w:val="3"/>
+    <w:abstractNumId w:val="7"/>
   </w:num>
   <w:num w:numId="4" w16cid:durableId="207106208">
     <w:abstractNumId w:val="0"/>
   </w:num>
   <w:num w:numId="5" w16cid:durableId="1132482925">
+    <w:abstractNumId w:val="3"/>
+  </w:num>
+  <w:num w:numId="6" w16cid:durableId="1873837202">
     <w:abstractNumId w:val="1"/>
+  </w:num>
+  <w:num w:numId="7" w16cid:durableId="1715082416">
+    <w:abstractNumId w:val="5"/>
+  </w:num>
+  <w:num w:numId="8" w16cid:durableId="371001242">
+    <w:abstractNumId w:val="6"/>
+  </w:num>
+  <w:num w:numId="9" w16cid:durableId="1295986844">
+    <w:abstractNumId w:val="2"/>
   </w:num>
 </w:numbering>
 </file>
